--- a/source/data/t1-navigation-change-plan.docx
+++ b/source/data/t1-navigation-change-plan.docx
@@ -282,10 +282,10 @@
         <w:ind w:left="360"/>
       </w:pPr>
       <w:r>
-        <w:t>We r</w:t>
-      </w:r>
-      <w:r>
-        <w:t xml:space="preserve">equest </w:t>
+        <w:t xml:space="preserve">We </w:t>
+      </w:r>
+      <w:r>
+        <w:t xml:space="preserve">have </w:t>
       </w:r>
       <w:r>
         <w:rPr>
@@ -295,7 +295,10 @@
         <w:t>approval</w:t>
       </w:r>
       <w:r>
-        <w:t xml:space="preserve"> to change the H1</w:t>
+        <w:t xml:space="preserve"> to </w:t>
+      </w:r>
+      <w:r>
+        <w:t>change the H1</w:t>
       </w:r>
       <w:r>
         <w:t>s</w:t>
@@ -451,6 +454,25 @@
       <w:pPr>
         <w:pStyle w:val="ListParagraph"/>
         <w:numPr>
+          <w:ilvl w:val="1"/>
+          <w:numId w:val="2"/>
+        </w:numPr>
+        <w:ind w:left="709"/>
+        <w:rPr>
+          <w:color w:val="00B050"/>
+        </w:rPr>
+      </w:pPr>
+      <w:r>
+        <w:rPr>
+          <w:color w:val="00B050"/>
+        </w:rPr>
+        <w:t>Parissa to check with DUA as well</w:t>
+      </w:r>
+    </w:p>
+    <w:p>
+      <w:pPr>
+        <w:pStyle w:val="ListParagraph"/>
+        <w:numPr>
           <w:ilvl w:val="0"/>
           <w:numId w:val="2"/>
         </w:numPr>
@@ -484,9 +506,18 @@
         <w:t>/</w:t>
       </w:r>
       <w:r>
-        <w:t>FR sets), we need</w:t>
-      </w:r>
-      <w:r>
+        <w:t xml:space="preserve">FR sets), </w:t>
+      </w:r>
+      <w:r>
+        <w:rPr>
+          <w:color w:val="00B050"/>
+        </w:rPr>
+        <w:t>Karen is working on</w:t>
+      </w:r>
+      <w:r>
+        <w:rPr>
+          <w:color w:val="00B050"/>
+        </w:rPr>
         <w:t xml:space="preserve"> </w:t>
       </w:r>
       <w:r>
@@ -571,13 +602,25 @@
         </w:rPr>
       </w:pPr>
       <w:r>
-        <w:t xml:space="preserve">We need </w:t>
-      </w:r>
-      <w:r>
-        <w:t>intro/</w:t>
+        <w:rPr>
+          <w:color w:val="00B050"/>
+        </w:rPr>
+        <w:t xml:space="preserve">Karen is working on </w:t>
+      </w:r>
+      <w:r>
+        <w:t>intro</w:t>
+      </w:r>
+      <w:r>
+        <w:t>s</w:t>
+      </w:r>
+      <w:r>
+        <w:t>/</w:t>
       </w:r>
       <w:r>
         <w:t>description</w:t>
+      </w:r>
+      <w:r>
+        <w:t>s</w:t>
       </w:r>
       <w:r>
         <w:t xml:space="preserve"> that fit the last 10 years</w:t>
@@ -624,7 +667,19 @@
         <w:rPr>
           <w:color w:val="00B050"/>
         </w:rPr>
-        <w:t>(Emailed Naomi for her input)</w:t>
+        <w:t>(Emailed Naomi for her input</w:t>
+      </w:r>
+      <w:r>
+        <w:rPr>
+          <w:color w:val="00B050"/>
+        </w:rPr>
+        <w:t>. We can proceed unbounded by meta character limits.</w:t>
+      </w:r>
+      <w:r>
+        <w:rPr>
+          <w:color w:val="00B050"/>
+        </w:rPr>
+        <w:t>)</w:t>
       </w:r>
     </w:p>
     <w:p>
@@ -640,7 +695,16 @@
         </w:rPr>
       </w:pPr>
       <w:r>
-        <w:t xml:space="preserve">We need </w:t>
+        <w:rPr>
+          <w:color w:val="00B050"/>
+        </w:rPr>
+        <w:t>Karen is working on</w:t>
+      </w:r>
+      <w:r>
+        <w:rPr>
+          <w:color w:val="00B050"/>
+        </w:rPr>
+        <w:t xml:space="preserve"> </w:t>
       </w:r>
       <w:r>
         <w:rPr>
@@ -703,7 +767,13 @@
         <w:ind w:left="360"/>
       </w:pPr>
       <w:r>
-        <w:t>We need the subject line for each form (optional)</w:t>
+        <w:t xml:space="preserve">We need the subject line for each form </w:t>
+      </w:r>
+      <w:r>
+        <w:rPr>
+          <w:color w:val="00B050"/>
+        </w:rPr>
+        <w:t>(suggestion provided was agreed on)</w:t>
       </w:r>
     </w:p>
     <w:p>
@@ -716,6 +786,7 @@
         <w:ind w:left="360"/>
       </w:pPr>
       <w:r>
+        <w:lastRenderedPageBreak/>
         <w:t xml:space="preserve">All guides </w:t>
       </w:r>
       <w:r>
@@ -741,7 +812,6 @@
         <w:ind w:left="360"/>
       </w:pPr>
       <w:r>
-        <w:lastRenderedPageBreak/>
         <w:t xml:space="preserve">Starting 2025, the guides </w:t>
       </w:r>
       <w:r>
@@ -1402,6 +1472,7 @@
         <w:ind w:left="720"/>
       </w:pPr>
       <w:r>
+        <w:lastRenderedPageBreak/>
         <w:t>(pour tous)</w:t>
       </w:r>
     </w:p>
@@ -1419,7 +1490,6 @@
           <w:b/>
           <w:bCs/>
         </w:rPr>
-        <w:lastRenderedPageBreak/>
         <w:t>When it is for all, but with exceptions (eg: 5000-S2)</w:t>
       </w:r>
     </w:p>
